--- a/outputs/14_交易复盘_2026-09-14.docx
+++ b/outputs/14_交易复盘_2026-09-14.docx
@@ -114,7 +114,7 @@
                 <w:rFonts w:ascii="Times New Roman" w:hAnsi="Times New Roman" w:eastAsia="宋体"/>
                 <w:sz w:val="20"/>
               </w:rPr>
-              <w:t>489.57万元</w:t>
+              <w:t>488.72万元</w:t>
             </w:r>
           </w:p>
         </w:tc>
@@ -152,7 +152,7 @@
                 <w:rFonts w:ascii="Times New Roman" w:hAnsi="Times New Roman" w:eastAsia="宋体"/>
                 <w:sz w:val="20"/>
               </w:rPr>
-              <w:t>-2.09%</w:t>
+              <w:t>-2.26%</w:t>
             </w:r>
           </w:p>
         </w:tc>
@@ -190,7 +190,7 @@
                 <w:rFonts w:ascii="Times New Roman" w:hAnsi="Times New Roman" w:eastAsia="宋体"/>
                 <w:sz w:val="20"/>
               </w:rPr>
-              <w:t>106.83万元（21.8%）</w:t>
+              <w:t>96.09万元（19.7%）</w:t>
             </w:r>
           </w:p>
         </w:tc>
@@ -228,7 +228,7 @@
                 <w:rFonts w:ascii="Times New Roman" w:hAnsi="Times New Roman" w:eastAsia="宋体"/>
                 <w:sz w:val="20"/>
               </w:rPr>
-              <w:t>15</w:t>
+              <w:t>25</w:t>
             </w:r>
           </w:p>
         </w:tc>
@@ -266,7 +266,7 @@
                 <w:rFonts w:ascii="Times New Roman" w:hAnsi="Times New Roman" w:eastAsia="宋体"/>
                 <w:sz w:val="20"/>
               </w:rPr>
-              <w:t>2564元</w:t>
+              <w:t>3145元</w:t>
             </w:r>
           </w:p>
         </w:tc>
@@ -484,6 +484,230 @@
                 <w:rFonts w:ascii="Times New Roman" w:hAnsi="Times New Roman" w:eastAsia="宋体"/>
                 <w:sz w:val="20"/>
               </w:rPr>
+              <w:t>601872</w:t>
+            </w:r>
+          </w:p>
+        </w:tc>
+        <w:tc>
+          <w:tcPr>
+            <w:tcW w:type="dxa" w:w="2835"/>
+          </w:tcPr>
+          <w:p>
+            <w:pPr>
+              <w:jc w:val="center"/>
+            </w:pPr>
+            <w:r/>
+            <w:r>
+              <w:rPr>
+                <w:rFonts w:ascii="Times New Roman" w:hAnsi="Times New Roman" w:eastAsia="宋体"/>
+                <w:sz w:val="20"/>
+              </w:rPr>
+              <w:t>-380.0</w:t>
+            </w:r>
+          </w:p>
+        </w:tc>
+        <w:tc>
+          <w:tcPr>
+            <w:tcW w:type="dxa" w:w="1701"/>
+          </w:tcPr>
+          <w:p>
+            <w:pPr>
+              <w:jc w:val="center"/>
+            </w:pPr>
+            <w:r/>
+            <w:r>
+              <w:rPr>
+                <w:rFonts w:ascii="Times New Roman" w:hAnsi="Times New Roman" w:eastAsia="宋体"/>
+                <w:sz w:val="20"/>
+              </w:rPr>
+              <w:t>亏损</w:t>
+            </w:r>
+          </w:p>
+        </w:tc>
+      </w:tr>
+      <w:tr>
+        <w:tc>
+          <w:tcPr>
+            <w:tcW w:type="dxa" w:w="2835"/>
+          </w:tcPr>
+          <w:p>
+            <w:pPr>
+              <w:jc w:val="center"/>
+            </w:pPr>
+            <w:r/>
+            <w:r>
+              <w:rPr>
+                <w:rFonts w:ascii="Times New Roman" w:hAnsi="Times New Roman" w:eastAsia="宋体"/>
+                <w:sz w:val="20"/>
+              </w:rPr>
+              <w:t>601918</w:t>
+            </w:r>
+          </w:p>
+        </w:tc>
+        <w:tc>
+          <w:tcPr>
+            <w:tcW w:type="dxa" w:w="2835"/>
+          </w:tcPr>
+          <w:p>
+            <w:pPr>
+              <w:jc w:val="center"/>
+            </w:pPr>
+            <w:r/>
+            <w:r>
+              <w:rPr>
+                <w:rFonts w:ascii="Times New Roman" w:hAnsi="Times New Roman" w:eastAsia="宋体"/>
+                <w:sz w:val="20"/>
+              </w:rPr>
+              <w:t>-1450.0</w:t>
+            </w:r>
+          </w:p>
+        </w:tc>
+        <w:tc>
+          <w:tcPr>
+            <w:tcW w:type="dxa" w:w="1701"/>
+          </w:tcPr>
+          <w:p>
+            <w:pPr>
+              <w:jc w:val="center"/>
+            </w:pPr>
+            <w:r/>
+            <w:r>
+              <w:rPr>
+                <w:rFonts w:ascii="Times New Roman" w:hAnsi="Times New Roman" w:eastAsia="宋体"/>
+                <w:sz w:val="20"/>
+              </w:rPr>
+              <w:t>亏损</w:t>
+            </w:r>
+          </w:p>
+        </w:tc>
+      </w:tr>
+      <w:tr>
+        <w:tc>
+          <w:tcPr>
+            <w:tcW w:type="dxa" w:w="2835"/>
+          </w:tcPr>
+          <w:p>
+            <w:pPr>
+              <w:jc w:val="center"/>
+            </w:pPr>
+            <w:r/>
+            <w:r>
+              <w:rPr>
+                <w:rFonts w:ascii="Times New Roman" w:hAnsi="Times New Roman" w:eastAsia="宋体"/>
+                <w:sz w:val="20"/>
+              </w:rPr>
+              <w:t>002517</w:t>
+            </w:r>
+          </w:p>
+        </w:tc>
+        <w:tc>
+          <w:tcPr>
+            <w:tcW w:type="dxa" w:w="2835"/>
+          </w:tcPr>
+          <w:p>
+            <w:pPr>
+              <w:jc w:val="center"/>
+            </w:pPr>
+            <w:r/>
+            <w:r>
+              <w:rPr>
+                <w:rFonts w:ascii="Times New Roman" w:hAnsi="Times New Roman" w:eastAsia="宋体"/>
+                <w:sz w:val="20"/>
+              </w:rPr>
+              <w:t>-2550.0</w:t>
+            </w:r>
+          </w:p>
+        </w:tc>
+        <w:tc>
+          <w:tcPr>
+            <w:tcW w:type="dxa" w:w="1701"/>
+          </w:tcPr>
+          <w:p>
+            <w:pPr>
+              <w:jc w:val="center"/>
+            </w:pPr>
+            <w:r/>
+            <w:r>
+              <w:rPr>
+                <w:rFonts w:ascii="Times New Roman" w:hAnsi="Times New Roman" w:eastAsia="宋体"/>
+                <w:sz w:val="20"/>
+              </w:rPr>
+              <w:t>亏损</w:t>
+            </w:r>
+          </w:p>
+        </w:tc>
+      </w:tr>
+      <w:tr>
+        <w:tc>
+          <w:tcPr>
+            <w:tcW w:type="dxa" w:w="2835"/>
+          </w:tcPr>
+          <w:p>
+            <w:pPr>
+              <w:jc w:val="center"/>
+            </w:pPr>
+            <w:r/>
+            <w:r>
+              <w:rPr>
+                <w:rFonts w:ascii="Times New Roman" w:hAnsi="Times New Roman" w:eastAsia="宋体"/>
+                <w:sz w:val="20"/>
+              </w:rPr>
+              <w:t>002396</w:t>
+            </w:r>
+          </w:p>
+        </w:tc>
+        <w:tc>
+          <w:tcPr>
+            <w:tcW w:type="dxa" w:w="2835"/>
+          </w:tcPr>
+          <w:p>
+            <w:pPr>
+              <w:jc w:val="center"/>
+            </w:pPr>
+            <w:r/>
+            <w:r>
+              <w:rPr>
+                <w:rFonts w:ascii="Times New Roman" w:hAnsi="Times New Roman" w:eastAsia="宋体"/>
+                <w:sz w:val="20"/>
+              </w:rPr>
+              <w:t>-4095.0</w:t>
+            </w:r>
+          </w:p>
+        </w:tc>
+        <w:tc>
+          <w:tcPr>
+            <w:tcW w:type="dxa" w:w="1701"/>
+          </w:tcPr>
+          <w:p>
+            <w:pPr>
+              <w:jc w:val="center"/>
+            </w:pPr>
+            <w:r/>
+            <w:r>
+              <w:rPr>
+                <w:rFonts w:ascii="Times New Roman" w:hAnsi="Times New Roman" w:eastAsia="宋体"/>
+                <w:sz w:val="20"/>
+              </w:rPr>
+              <w:t>亏损</w:t>
+            </w:r>
+          </w:p>
+        </w:tc>
+      </w:tr>
+      <w:tr>
+        <w:tc>
+          <w:tcPr>
+            <w:tcW w:type="dxa" w:w="2835"/>
+          </w:tcPr>
+          <w:p>
+            <w:pPr>
+              <w:jc w:val="center"/>
+            </w:pPr>
+            <w:r/>
+            <w:r>
+              <w:rPr>
+                <w:rFonts w:ascii="Times New Roman" w:hAnsi="Times New Roman" w:eastAsia="宋体"/>
+                <w:sz w:val="20"/>
+              </w:rPr>
               <w:t>601899</w:t>
             </w:r>
           </w:p>
@@ -502,7 +726,7 @@
                 <w:rFonts w:ascii="Times New Roman" w:hAnsi="Times New Roman" w:eastAsia="宋体"/>
                 <w:sz w:val="20"/>
               </w:rPr>
-              <w:t>-18152.0</w:t>
+              <w:t>-29888.0</w:t>
             </w:r>
           </w:p>
         </w:tc>
@@ -924,7 +1148,7 @@
                 <w:rFonts w:ascii="Times New Roman" w:hAnsi="Times New Roman" w:eastAsia="宋体"/>
                 <w:sz w:val="18"/>
               </w:rPr>
-              <w:t>26300</w:t>
+              <w:t>19300</w:t>
             </w:r>
           </w:p>
         </w:tc>
@@ -978,7 +1202,7 @@
                 <w:rFonts w:ascii="Times New Roman" w:hAnsi="Times New Roman" w:eastAsia="宋体"/>
                 <w:sz w:val="18"/>
               </w:rPr>
-              <w:t>-44093.0</w:t>
+              <w:t>-32357.0</w:t>
             </w:r>
           </w:p>
         </w:tc>
@@ -1144,7 +1368,7 @@
                 <w:rFonts w:ascii="Times New Roman" w:hAnsi="Times New Roman" w:eastAsia="宋体"/>
                 <w:sz w:val="18"/>
               </w:rPr>
-              <w:t>19000</w:t>
+              <w:t>9500</w:t>
             </w:r>
           </w:p>
         </w:tc>
@@ -1254,7 +1478,7 @@
                 <w:rFonts w:ascii="Times New Roman" w:hAnsi="Times New Roman" w:eastAsia="宋体"/>
                 <w:sz w:val="18"/>
               </w:rPr>
-              <w:t>10000</w:t>
+              <w:t>5000</w:t>
             </w:r>
           </w:p>
         </w:tc>
@@ -1291,6 +1515,556 @@
                 <w:sz w:val="18"/>
               </w:rPr>
               <w:t>17.52</w:t>
+            </w:r>
+          </w:p>
+        </w:tc>
+        <w:tc>
+          <w:tcPr>
+            <w:tcW w:type="dxa" w:w="1701"/>
+          </w:tcPr>
+          <w:p>
+            <w:pPr>
+              <w:jc w:val="center"/>
+            </w:pPr>
+            <w:r/>
+            <w:r>
+              <w:rPr>
+                <w:rFonts w:ascii="Times New Roman" w:hAnsi="Times New Roman" w:eastAsia="宋体"/>
+                <w:sz w:val="18"/>
+              </w:rPr>
+              <w:t>0.0</w:t>
+            </w:r>
+          </w:p>
+        </w:tc>
+        <w:tc>
+          <w:tcPr>
+            <w:tcW w:type="dxa" w:w="1134"/>
+          </w:tcPr>
+          <w:p>
+            <w:pPr>
+              <w:jc w:val="center"/>
+            </w:pPr>
+            <w:r/>
+            <w:r>
+              <w:rPr>
+                <w:rFonts w:ascii="Times New Roman" w:hAnsi="Times New Roman" w:eastAsia="宋体"/>
+                <w:sz w:val="18"/>
+              </w:rPr>
+              <w:t>+0.00%</w:t>
+            </w:r>
+          </w:p>
+        </w:tc>
+      </w:tr>
+      <w:tr>
+        <w:tc>
+          <w:tcPr>
+            <w:tcW w:type="dxa" w:w="2268"/>
+          </w:tcPr>
+          <w:p>
+            <w:pPr>
+              <w:jc w:val="center"/>
+            </w:pPr>
+            <w:r/>
+            <w:r>
+              <w:rPr>
+                <w:rFonts w:ascii="Times New Roman" w:hAnsi="Times New Roman" w:eastAsia="宋体"/>
+                <w:sz w:val="18"/>
+              </w:rPr>
+              <w:t>星网锐捷</w:t>
+            </w:r>
+          </w:p>
+        </w:tc>
+        <w:tc>
+          <w:tcPr>
+            <w:tcW w:type="dxa" w:w="1361"/>
+          </w:tcPr>
+          <w:p>
+            <w:pPr>
+              <w:jc w:val="center"/>
+            </w:pPr>
+            <w:r/>
+            <w:r>
+              <w:rPr>
+                <w:rFonts w:ascii="Times New Roman" w:hAnsi="Times New Roman" w:eastAsia="宋体"/>
+                <w:sz w:val="18"/>
+              </w:rPr>
+              <w:t>6100</w:t>
+            </w:r>
+          </w:p>
+        </w:tc>
+        <w:tc>
+          <w:tcPr>
+            <w:tcW w:type="dxa" w:w="1247"/>
+          </w:tcPr>
+          <w:p>
+            <w:pPr>
+              <w:jc w:val="center"/>
+            </w:pPr>
+            <w:r/>
+            <w:r>
+              <w:rPr>
+                <w:rFonts w:ascii="Times New Roman" w:hAnsi="Times New Roman" w:eastAsia="宋体"/>
+                <w:sz w:val="18"/>
+              </w:rPr>
+              <w:t>35.87</w:t>
+            </w:r>
+          </w:p>
+        </w:tc>
+        <w:tc>
+          <w:tcPr>
+            <w:tcW w:type="dxa" w:w="1134"/>
+          </w:tcPr>
+          <w:p>
+            <w:pPr>
+              <w:jc w:val="center"/>
+            </w:pPr>
+            <w:r/>
+            <w:r>
+              <w:rPr>
+                <w:rFonts w:ascii="Times New Roman" w:hAnsi="Times New Roman" w:eastAsia="宋体"/>
+                <w:sz w:val="18"/>
+              </w:rPr>
+              <w:t>35.87</w:t>
+            </w:r>
+          </w:p>
+        </w:tc>
+        <w:tc>
+          <w:tcPr>
+            <w:tcW w:type="dxa" w:w="1701"/>
+          </w:tcPr>
+          <w:p>
+            <w:pPr>
+              <w:jc w:val="center"/>
+            </w:pPr>
+            <w:r/>
+            <w:r>
+              <w:rPr>
+                <w:rFonts w:ascii="Times New Roman" w:hAnsi="Times New Roman" w:eastAsia="宋体"/>
+                <w:sz w:val="18"/>
+              </w:rPr>
+              <w:t>0.0</w:t>
+            </w:r>
+          </w:p>
+        </w:tc>
+        <w:tc>
+          <w:tcPr>
+            <w:tcW w:type="dxa" w:w="1134"/>
+          </w:tcPr>
+          <w:p>
+            <w:pPr>
+              <w:jc w:val="center"/>
+            </w:pPr>
+            <w:r/>
+            <w:r>
+              <w:rPr>
+                <w:rFonts w:ascii="Times New Roman" w:hAnsi="Times New Roman" w:eastAsia="宋体"/>
+                <w:sz w:val="18"/>
+              </w:rPr>
+              <w:t>+0.00%</w:t>
+            </w:r>
+          </w:p>
+        </w:tc>
+      </w:tr>
+      <w:tr>
+        <w:tc>
+          <w:tcPr>
+            <w:tcW w:type="dxa" w:w="2268"/>
+          </w:tcPr>
+          <w:p>
+            <w:pPr>
+              <w:jc w:val="center"/>
+            </w:pPr>
+            <w:r/>
+            <w:r>
+              <w:rPr>
+                <w:rFonts w:ascii="Times New Roman" w:hAnsi="Times New Roman" w:eastAsia="宋体"/>
+                <w:sz w:val="18"/>
+              </w:rPr>
+              <w:t>深信服</w:t>
+            </w:r>
+          </w:p>
+        </w:tc>
+        <w:tc>
+          <w:tcPr>
+            <w:tcW w:type="dxa" w:w="1361"/>
+          </w:tcPr>
+          <w:p>
+            <w:pPr>
+              <w:jc w:val="center"/>
+            </w:pPr>
+            <w:r/>
+            <w:r>
+              <w:rPr>
+                <w:rFonts w:ascii="Times New Roman" w:hAnsi="Times New Roman" w:eastAsia="宋体"/>
+                <w:sz w:val="18"/>
+              </w:rPr>
+              <w:t>500</w:t>
+            </w:r>
+          </w:p>
+        </w:tc>
+        <w:tc>
+          <w:tcPr>
+            <w:tcW w:type="dxa" w:w="1247"/>
+          </w:tcPr>
+          <w:p>
+            <w:pPr>
+              <w:jc w:val="center"/>
+            </w:pPr>
+            <w:r/>
+            <w:r>
+              <w:rPr>
+                <w:rFonts w:ascii="Times New Roman" w:hAnsi="Times New Roman" w:eastAsia="宋体"/>
+                <w:sz w:val="18"/>
+              </w:rPr>
+              <w:t>136.73</w:t>
+            </w:r>
+          </w:p>
+        </w:tc>
+        <w:tc>
+          <w:tcPr>
+            <w:tcW w:type="dxa" w:w="1134"/>
+          </w:tcPr>
+          <w:p>
+            <w:pPr>
+              <w:jc w:val="center"/>
+            </w:pPr>
+            <w:r/>
+            <w:r>
+              <w:rPr>
+                <w:rFonts w:ascii="Times New Roman" w:hAnsi="Times New Roman" w:eastAsia="宋体"/>
+                <w:sz w:val="18"/>
+              </w:rPr>
+              <w:t>136.73</w:t>
+            </w:r>
+          </w:p>
+        </w:tc>
+        <w:tc>
+          <w:tcPr>
+            <w:tcW w:type="dxa" w:w="1701"/>
+          </w:tcPr>
+          <w:p>
+            <w:pPr>
+              <w:jc w:val="center"/>
+            </w:pPr>
+            <w:r/>
+            <w:r>
+              <w:rPr>
+                <w:rFonts w:ascii="Times New Roman" w:hAnsi="Times New Roman" w:eastAsia="宋体"/>
+                <w:sz w:val="18"/>
+              </w:rPr>
+              <w:t>0.0</w:t>
+            </w:r>
+          </w:p>
+        </w:tc>
+        <w:tc>
+          <w:tcPr>
+            <w:tcW w:type="dxa" w:w="1134"/>
+          </w:tcPr>
+          <w:p>
+            <w:pPr>
+              <w:jc w:val="center"/>
+            </w:pPr>
+            <w:r/>
+            <w:r>
+              <w:rPr>
+                <w:rFonts w:ascii="Times New Roman" w:hAnsi="Times New Roman" w:eastAsia="宋体"/>
+                <w:sz w:val="18"/>
+              </w:rPr>
+              <w:t>+0.00%</w:t>
+            </w:r>
+          </w:p>
+        </w:tc>
+      </w:tr>
+      <w:tr>
+        <w:tc>
+          <w:tcPr>
+            <w:tcW w:type="dxa" w:w="2268"/>
+          </w:tcPr>
+          <w:p>
+            <w:pPr>
+              <w:jc w:val="center"/>
+            </w:pPr>
+            <w:r/>
+            <w:r>
+              <w:rPr>
+                <w:rFonts w:ascii="Times New Roman" w:hAnsi="Times New Roman" w:eastAsia="宋体"/>
+                <w:sz w:val="18"/>
+              </w:rPr>
+              <w:t>哈药股份</w:t>
+            </w:r>
+          </w:p>
+        </w:tc>
+        <w:tc>
+          <w:tcPr>
+            <w:tcW w:type="dxa" w:w="1361"/>
+          </w:tcPr>
+          <w:p>
+            <w:pPr>
+              <w:jc w:val="center"/>
+            </w:pPr>
+            <w:r/>
+            <w:r>
+              <w:rPr>
+                <w:rFonts w:ascii="Times New Roman" w:hAnsi="Times New Roman" w:eastAsia="宋体"/>
+                <w:sz w:val="18"/>
+              </w:rPr>
+              <w:t>5000</w:t>
+            </w:r>
+          </w:p>
+        </w:tc>
+        <w:tc>
+          <w:tcPr>
+            <w:tcW w:type="dxa" w:w="1247"/>
+          </w:tcPr>
+          <w:p>
+            <w:pPr>
+              <w:jc w:val="center"/>
+            </w:pPr>
+            <w:r/>
+            <w:r>
+              <w:rPr>
+                <w:rFonts w:ascii="Times New Roman" w:hAnsi="Times New Roman" w:eastAsia="宋体"/>
+                <w:sz w:val="18"/>
+              </w:rPr>
+              <w:t>7.33</w:t>
+            </w:r>
+          </w:p>
+        </w:tc>
+        <w:tc>
+          <w:tcPr>
+            <w:tcW w:type="dxa" w:w="1134"/>
+          </w:tcPr>
+          <w:p>
+            <w:pPr>
+              <w:jc w:val="center"/>
+            </w:pPr>
+            <w:r/>
+            <w:r>
+              <w:rPr>
+                <w:rFonts w:ascii="Times New Roman" w:hAnsi="Times New Roman" w:eastAsia="宋体"/>
+                <w:sz w:val="18"/>
+              </w:rPr>
+              <w:t>7.33</w:t>
+            </w:r>
+          </w:p>
+        </w:tc>
+        <w:tc>
+          <w:tcPr>
+            <w:tcW w:type="dxa" w:w="1701"/>
+          </w:tcPr>
+          <w:p>
+            <w:pPr>
+              <w:jc w:val="center"/>
+            </w:pPr>
+            <w:r/>
+            <w:r>
+              <w:rPr>
+                <w:rFonts w:ascii="Times New Roman" w:hAnsi="Times New Roman" w:eastAsia="宋体"/>
+                <w:sz w:val="18"/>
+              </w:rPr>
+              <w:t>0.0</w:t>
+            </w:r>
+          </w:p>
+        </w:tc>
+        <w:tc>
+          <w:tcPr>
+            <w:tcW w:type="dxa" w:w="1134"/>
+          </w:tcPr>
+          <w:p>
+            <w:pPr>
+              <w:jc w:val="center"/>
+            </w:pPr>
+            <w:r/>
+            <w:r>
+              <w:rPr>
+                <w:rFonts w:ascii="Times New Roman" w:hAnsi="Times New Roman" w:eastAsia="宋体"/>
+                <w:sz w:val="18"/>
+              </w:rPr>
+              <w:t>+0.00%</w:t>
+            </w:r>
+          </w:p>
+        </w:tc>
+      </w:tr>
+      <w:tr>
+        <w:tc>
+          <w:tcPr>
+            <w:tcW w:type="dxa" w:w="2268"/>
+          </w:tcPr>
+          <w:p>
+            <w:pPr>
+              <w:jc w:val="center"/>
+            </w:pPr>
+            <w:r/>
+            <w:r>
+              <w:rPr>
+                <w:rFonts w:ascii="Times New Roman" w:hAnsi="Times New Roman" w:eastAsia="宋体"/>
+                <w:sz w:val="18"/>
+              </w:rPr>
+              <w:t>招商轮船</w:t>
+            </w:r>
+          </w:p>
+        </w:tc>
+        <w:tc>
+          <w:tcPr>
+            <w:tcW w:type="dxa" w:w="1361"/>
+          </w:tcPr>
+          <w:p>
+            <w:pPr>
+              <w:jc w:val="center"/>
+            </w:pPr>
+            <w:r/>
+            <w:r>
+              <w:rPr>
+                <w:rFonts w:ascii="Times New Roman" w:hAnsi="Times New Roman" w:eastAsia="宋体"/>
+                <w:sz w:val="18"/>
+              </w:rPr>
+              <w:t>500</w:t>
+            </w:r>
+          </w:p>
+        </w:tc>
+        <w:tc>
+          <w:tcPr>
+            <w:tcW w:type="dxa" w:w="1247"/>
+          </w:tcPr>
+          <w:p>
+            <w:pPr>
+              <w:jc w:val="center"/>
+            </w:pPr>
+            <w:r/>
+            <w:r>
+              <w:rPr>
+                <w:rFonts w:ascii="Times New Roman" w:hAnsi="Times New Roman" w:eastAsia="宋体"/>
+                <w:sz w:val="18"/>
+              </w:rPr>
+              <w:t>20.76</w:t>
+            </w:r>
+          </w:p>
+        </w:tc>
+        <w:tc>
+          <w:tcPr>
+            <w:tcW w:type="dxa" w:w="1134"/>
+          </w:tcPr>
+          <w:p>
+            <w:pPr>
+              <w:jc w:val="center"/>
+            </w:pPr>
+            <w:r/>
+            <w:r>
+              <w:rPr>
+                <w:rFonts w:ascii="Times New Roman" w:hAnsi="Times New Roman" w:eastAsia="宋体"/>
+                <w:sz w:val="18"/>
+              </w:rPr>
+              <w:t>20.76</w:t>
+            </w:r>
+          </w:p>
+        </w:tc>
+        <w:tc>
+          <w:tcPr>
+            <w:tcW w:type="dxa" w:w="1701"/>
+          </w:tcPr>
+          <w:p>
+            <w:pPr>
+              <w:jc w:val="center"/>
+            </w:pPr>
+            <w:r/>
+            <w:r>
+              <w:rPr>
+                <w:rFonts w:ascii="Times New Roman" w:hAnsi="Times New Roman" w:eastAsia="宋体"/>
+                <w:sz w:val="18"/>
+              </w:rPr>
+              <w:t>0.0</w:t>
+            </w:r>
+          </w:p>
+        </w:tc>
+        <w:tc>
+          <w:tcPr>
+            <w:tcW w:type="dxa" w:w="1134"/>
+          </w:tcPr>
+          <w:p>
+            <w:pPr>
+              <w:jc w:val="center"/>
+            </w:pPr>
+            <w:r/>
+            <w:r>
+              <w:rPr>
+                <w:rFonts w:ascii="Times New Roman" w:hAnsi="Times New Roman" w:eastAsia="宋体"/>
+                <w:sz w:val="18"/>
+              </w:rPr>
+              <w:t>+0.00%</w:t>
+            </w:r>
+          </w:p>
+        </w:tc>
+      </w:tr>
+      <w:tr>
+        <w:tc>
+          <w:tcPr>
+            <w:tcW w:type="dxa" w:w="2268"/>
+          </w:tcPr>
+          <w:p>
+            <w:pPr>
+              <w:jc w:val="center"/>
+            </w:pPr>
+            <w:r/>
+            <w:r>
+              <w:rPr>
+                <w:rFonts w:ascii="Times New Roman" w:hAnsi="Times New Roman" w:eastAsia="宋体"/>
+                <w:sz w:val="18"/>
+              </w:rPr>
+              <w:t>睿创微纳</w:t>
+            </w:r>
+          </w:p>
+        </w:tc>
+        <w:tc>
+          <w:tcPr>
+            <w:tcW w:type="dxa" w:w="1361"/>
+          </w:tcPr>
+          <w:p>
+            <w:pPr>
+              <w:jc w:val="center"/>
+            </w:pPr>
+            <w:r/>
+            <w:r>
+              <w:rPr>
+                <w:rFonts w:ascii="Times New Roman" w:hAnsi="Times New Roman" w:eastAsia="宋体"/>
+                <w:sz w:val="18"/>
+              </w:rPr>
+              <w:t>1000</w:t>
+            </w:r>
+          </w:p>
+        </w:tc>
+        <w:tc>
+          <w:tcPr>
+            <w:tcW w:type="dxa" w:w="1247"/>
+          </w:tcPr>
+          <w:p>
+            <w:pPr>
+              <w:jc w:val="center"/>
+            </w:pPr>
+            <w:r/>
+            <w:r>
+              <w:rPr>
+                <w:rFonts w:ascii="Times New Roman" w:hAnsi="Times New Roman" w:eastAsia="宋体"/>
+                <w:sz w:val="18"/>
+              </w:rPr>
+              <w:t>177.58</w:t>
+            </w:r>
+          </w:p>
+        </w:tc>
+        <w:tc>
+          <w:tcPr>
+            <w:tcW w:type="dxa" w:w="1134"/>
+          </w:tcPr>
+          <w:p>
+            <w:pPr>
+              <w:jc w:val="center"/>
+            </w:pPr>
+            <w:r/>
+            <w:r>
+              <w:rPr>
+                <w:rFonts w:ascii="Times New Roman" w:hAnsi="Times New Roman" w:eastAsia="宋体"/>
+                <w:sz w:val="18"/>
+              </w:rPr>
+              <w:t>177.58</w:t>
             </w:r>
           </w:p>
         </w:tc>
@@ -1371,7 +2145,21 @@
           <w:b w:val="0"/>
           <w:sz w:val="24"/>
         </w:rPr>
-        <w:t>· 最差交易为601899（-18152元），需在后续复盘中检视买入依据是否充分</w:t>
+        <w:t>· 最差交易为601899（-29888元），需在后续复盘中检视买入依据是否充分</w:t>
+      </w:r>
+    </w:p>
+    <w:p>
+      <w:pPr>
+        <w:spacing w:after="120" w:line="312" w:lineRule="auto"/>
+        <w:jc w:val="left"/>
+      </w:pPr>
+      <w:r>
+        <w:rPr>
+          <w:rFonts w:ascii="Times New Roman" w:hAnsi="Times New Roman" w:eastAsia="宋体"/>
+          <w:b w:val="0"/>
+          <w:sz w:val="24"/>
+        </w:rPr>
+        <w:t>· 现金占比低于20%下限，注意保留补仓能力</w:t>
       </w:r>
     </w:p>
     <w:sectPr>
